--- a/Agile-Scrum_HoangMaiPhuong_De01.docx
+++ b/Agile-Scrum_HoangMaiPhuong_De01.docx
@@ -1036,23 +1036,7 @@
                 <w:sz w:val="24"/>
                 <w:szCs w:val="24"/>
               </w:rPr>
-              <w:t>khách hàng, tôi muốn hệ thống t</w:t>
-            </w:r>
-            <w:r>
-              <w:rPr>
-                <w:rFonts w:ascii="Times New Roman" w:eastAsia="Times New Roman" w:hAnsi="Times New Roman" w:cs="Times New Roman"/>
-                <w:sz w:val="24"/>
-                <w:szCs w:val="24"/>
-              </w:rPr>
-              <w:t>heo dõi vị trí giao hàng qua GPS</w:t>
-            </w:r>
-            <w:r>
-              <w:rPr>
-                <w:rFonts w:ascii="Times New Roman" w:eastAsia="Times New Roman" w:hAnsi="Times New Roman" w:cs="Times New Roman"/>
-                <w:sz w:val="24"/>
-                <w:szCs w:val="24"/>
-              </w:rPr>
-              <w:t>, để tôi sắp xếp nhận hàng</w:t>
+              <w:t>khách hàng, tôi muốn hệ thống theo dõi vị trí giao hàng qua GPS, để tôi sắp xếp nhận hàng</w:t>
             </w:r>
             <w:r>
               <w:rPr>
@@ -1608,31 +1592,7 @@
                 <w:sz w:val="24"/>
                 <w:szCs w:val="24"/>
               </w:rPr>
-              <w:t xml:space="preserve">Là </w:t>
-            </w:r>
-            <w:r>
-              <w:rPr>
-                <w:rFonts w:ascii="Times New Roman" w:eastAsia="Times New Roman" w:hAnsi="Times New Roman" w:cs="Times New Roman"/>
-                <w:sz w:val="24"/>
-                <w:szCs w:val="24"/>
-              </w:rPr>
-              <w:t>tài xế</w:t>
-            </w:r>
-            <w:r>
-              <w:rPr>
-                <w:rFonts w:ascii="Times New Roman" w:eastAsia="Times New Roman" w:hAnsi="Times New Roman" w:cs="Times New Roman"/>
-                <w:sz w:val="24"/>
-                <w:szCs w:val="24"/>
-              </w:rPr>
-              <w:t xml:space="preserve">, tôi muốn hệ thống theo dõi vị trí giao hàng qua GPS, để tôi sắp xếp </w:t>
-            </w:r>
-            <w:r>
-              <w:rPr>
-                <w:rFonts w:ascii="Times New Roman" w:eastAsia="Times New Roman" w:hAnsi="Times New Roman" w:cs="Times New Roman"/>
-                <w:sz w:val="24"/>
-                <w:szCs w:val="24"/>
-              </w:rPr>
-              <w:t>thời gian giao hàng và thông báo với</w:t>
+              <w:t>Là tài xế, tôi muốn hệ thống theo dõi vị trí giao hàng qua GPS, để tôi sắp xếp thời gian giao hàng và thông báo với</w:t>
             </w:r>
             <w:r>
               <w:rPr>
@@ -4814,15 +4774,7 @@
                 <w:sz w:val="24"/>
                 <w:szCs w:val="24"/>
               </w:rPr>
-              <w:t xml:space="preserve"> </w:t>
-            </w:r>
-            <w:r>
-              <w:rPr>
-                <w:rFonts w:ascii="Times New Roman" w:eastAsia="Times New Roman" w:hAnsi="Times New Roman" w:cs="Times New Roman"/>
-                <w:sz w:val="24"/>
-                <w:szCs w:val="24"/>
-              </w:rPr>
-              <w:t>giao diện</w:t>
+              <w:t xml:space="preserve"> giao diện</w:t>
             </w:r>
             <w:r>
               <w:rPr>
@@ -5898,6 +5850,14 @@
                 <w:szCs w:val="24"/>
               </w:rPr>
             </w:pPr>
+            <w:r>
+              <w:rPr>
+                <w:rFonts w:ascii="Times New Roman" w:eastAsia="Times New Roman" w:hAnsi="Times New Roman" w:cs="Times New Roman"/>
+                <w:sz w:val="24"/>
+                <w:szCs w:val="24"/>
+              </w:rPr>
+              <w:t>Stackholders</w:t>
+            </w:r>
           </w:p>
         </w:tc>
         <w:tc>
@@ -5926,6 +5886,22 @@
                 <w:szCs w:val="24"/>
               </w:rPr>
             </w:pPr>
+            <w:r>
+              <w:rPr>
+                <w:rFonts w:ascii="Times New Roman" w:eastAsia="Times New Roman" w:hAnsi="Times New Roman" w:cs="Times New Roman"/>
+                <w:sz w:val="24"/>
+                <w:szCs w:val="24"/>
+              </w:rPr>
+              <w:t xml:space="preserve">Product </w:t>
+            </w:r>
+            <w:r>
+              <w:rPr>
+                <w:rFonts w:ascii="Times New Roman" w:eastAsia="Times New Roman" w:hAnsi="Times New Roman" w:cs="Times New Roman"/>
+                <w:sz w:val="24"/>
+                <w:szCs w:val="24"/>
+              </w:rPr>
+              <w:t xml:space="preserve">Owner </w:t>
+            </w:r>
           </w:p>
         </w:tc>
         <w:tc>
@@ -5954,6 +5930,14 @@
                 <w:szCs w:val="24"/>
               </w:rPr>
             </w:pPr>
+            <w:r>
+              <w:rPr>
+                <w:rFonts w:ascii="Times New Roman" w:eastAsia="Times New Roman" w:hAnsi="Times New Roman" w:cs="Times New Roman"/>
+                <w:sz w:val="24"/>
+                <w:szCs w:val="24"/>
+              </w:rPr>
+              <w:t>Developer</w:t>
+            </w:r>
           </w:p>
         </w:tc>
         <w:tc>
@@ -5982,6 +5966,14 @@
                 <w:szCs w:val="24"/>
               </w:rPr>
             </w:pPr>
+            <w:r>
+              <w:rPr>
+                <w:rFonts w:ascii="Times New Roman" w:eastAsia="Times New Roman" w:hAnsi="Times New Roman" w:cs="Times New Roman"/>
+                <w:sz w:val="24"/>
+                <w:szCs w:val="24"/>
+              </w:rPr>
+              <w:t>Developer</w:t>
+            </w:r>
           </w:p>
         </w:tc>
       </w:tr>
@@ -6083,6 +6075,11 @@
           </w:tcPr>
           <w:p>
             <w:pPr>
+              <w:pStyle w:val="ListParagraph"/>
+              <w:numPr>
+                <w:ilvl w:val="0"/>
+                <w:numId w:val="1"/>
+              </w:numPr>
               <w:pBdr>
                 <w:top w:val="nil"/>
                 <w:left w:val="nil"/>
@@ -6097,6 +6094,68 @@
                 <w:szCs w:val="24"/>
               </w:rPr>
             </w:pPr>
+            <w:r>
+              <w:rPr>
+                <w:rFonts w:ascii="Times New Roman" w:eastAsia="Times New Roman" w:hAnsi="Times New Roman" w:cs="Times New Roman"/>
+                <w:sz w:val="24"/>
+                <w:szCs w:val="24"/>
+              </w:rPr>
+              <w:t xml:space="preserve">Ghi nhận đề nghị của </w:t>
+            </w:r>
+            <w:r>
+              <w:rPr>
+                <w:rFonts w:ascii="Times New Roman" w:eastAsia="Times New Roman" w:hAnsi="Times New Roman" w:cs="Times New Roman"/>
+                <w:sz w:val="24"/>
+                <w:szCs w:val="24"/>
+              </w:rPr>
+              <w:t>Stackholders</w:t>
+            </w:r>
+          </w:p>
+          <w:p>
+            <w:pPr>
+              <w:pStyle w:val="ListParagraph"/>
+              <w:numPr>
+                <w:ilvl w:val="0"/>
+                <w:numId w:val="1"/>
+              </w:numPr>
+              <w:pBdr>
+                <w:top w:val="nil"/>
+                <w:left w:val="nil"/>
+                <w:bottom w:val="nil"/>
+                <w:right w:val="nil"/>
+                <w:between w:val="nil"/>
+              </w:pBdr>
+              <w:spacing w:line="276" w:lineRule="auto"/>
+              <w:rPr>
+                <w:rFonts w:ascii="Times New Roman" w:eastAsia="Times New Roman" w:hAnsi="Times New Roman" w:cs="Times New Roman"/>
+                <w:sz w:val="24"/>
+                <w:szCs w:val="24"/>
+              </w:rPr>
+            </w:pPr>
+            <w:r>
+              <w:rPr>
+                <w:rFonts w:ascii="Times New Roman" w:eastAsia="Times New Roman" w:hAnsi="Times New Roman" w:cs="Times New Roman"/>
+                <w:sz w:val="24"/>
+                <w:szCs w:val="24"/>
+              </w:rPr>
+              <w:t xml:space="preserve">Bàn bạc với </w:t>
+            </w:r>
+            <w:r>
+              <w:rPr>
+                <w:rFonts w:ascii="Times New Roman" w:eastAsia="Times New Roman" w:hAnsi="Times New Roman" w:cs="Times New Roman"/>
+                <w:sz w:val="24"/>
+                <w:szCs w:val="24"/>
+              </w:rPr>
+              <w:t>Developer</w:t>
+            </w:r>
+            <w:r>
+              <w:rPr>
+                <w:rFonts w:ascii="Times New Roman" w:eastAsia="Times New Roman" w:hAnsi="Times New Roman" w:cs="Times New Roman"/>
+                <w:sz w:val="24"/>
+                <w:szCs w:val="24"/>
+              </w:rPr>
+              <w:t>, Srum Mater</w:t>
+            </w:r>
           </w:p>
         </w:tc>
       </w:tr>
@@ -6126,6 +6185,126 @@
     </w:sectPr>
   </w:body>
 </w:document>
+</file>
+
+<file path=word/numbering.xml><?xml version="1.0" encoding="utf-8"?>
+<w:numbering xmlns:wpc="http://schemas.microsoft.com/office/word/2010/wordprocessingCanvas" xmlns:cx="http://schemas.microsoft.com/office/drawing/2014/chartex" xmlns:cx1="http://schemas.microsoft.com/office/drawing/2015/9/8/chartex" xmlns:cx2="http://schemas.microsoft.com/office/drawing/2015/10/21/chartex" xmlns:cx3="http://schemas.microsoft.com/office/drawing/2016/5/9/chartex" xmlns:cx4="http://schemas.microsoft.com/office/drawing/2016/5/10/chartex" xmlns:cx5="http://schemas.microsoft.com/office/drawing/2016/5/11/chartex" xmlns:cx6="http://schemas.microsoft.com/office/drawing/2016/5/12/chartex" xmlns:cx7="http://schemas.microsoft.com/office/drawing/2016/5/13/chartex" xmlns:cx8="http://schemas.microsoft.com/office/drawing/2016/5/14/chartex" xmlns:mc="http://schemas.openxmlformats.org/markup-compatibility/2006" xmlns:aink="http://schemas.microsoft.com/office/drawing/2016/ink" xmlns:am3d="http://schemas.microsoft.com/office/drawing/2017/model3d" xmlns:o="urn:schemas-microsoft-com:office:office" xmlns:oel="http://schemas.microsoft.com/office/2019/extlst" xmlns:r="http://schemas.openxmlformats.org/officeDocument/2006/relationships" xmlns:m="http://schemas.openxmlformats.org/officeDocument/2006/math" xmlns:v="urn:schemas-microsoft-com:vml" xmlns:wp14="http://schemas.microsoft.com/office/word/2010/wordprocessingDrawing" xmlns:wp="http://schemas.openxmlformats.org/drawingml/2006/wordprocessingDrawing" xmlns:w10="urn:schemas-microsoft-com:office:word" xmlns:w="http://schemas.openxmlformats.org/wordprocessingml/2006/main" xmlns:w14="http://schemas.microsoft.com/office/word/2010/wordml" xmlns:w15="http://schemas.microsoft.com/office/word/2012/wordml" xmlns:w16cex="http://schemas.microsoft.com/office/word/2018/wordml/cex" xmlns:w16cid="http://schemas.microsoft.com/office/word/2016/wordml/cid" xmlns:w16="http://schemas.microsoft.com/office/word/2018/wordml" xmlns:w16du="http://schemas.microsoft.com/office/word/2023/wordml/word16du" xmlns:w16sdtdh="http://schemas.microsoft.com/office/word/2020/wordml/sdtdatahash" xmlns:w16sdtfl="http://schemas.microsoft.com/office/word/2024/wordml/sdtformatlock" xmlns:w16se="http://schemas.microsoft.com/office/word/2015/wordml/symex" xmlns:wpg="http://schemas.microsoft.com/office/word/2010/wordprocessingGroup" xmlns:wpi="http://schemas.microsoft.com/office/word/2010/wordprocessingInk" xmlns:wne="http://schemas.microsoft.com/office/word/2006/wordml" xmlns:wps="http://schemas.microsoft.com/office/word/2010/wordprocessingShape" mc:Ignorable="w14 w15 w16se w16cid w16 w16cex w16sdtdh w16sdtfl w16du wp14">
+  <w:abstractNum w:abstractNumId="0" w15:restartNumberingAfterBreak="0">
+    <w:nsid w:val="3EF33D3D"/>
+    <w:multiLevelType w:val="hybridMultilevel"/>
+    <w:tmpl w:val="99027A4A"/>
+    <w:lvl w:ilvl="0" w:tplc="D8340672">
+      <w:numFmt w:val="bullet"/>
+      <w:lvlText w:val="-"/>
+      <w:lvlJc w:val="left"/>
+      <w:pPr>
+        <w:ind w:left="720" w:hanging="360"/>
+      </w:pPr>
+      <w:rPr>
+        <w:rFonts w:ascii="Times New Roman" w:eastAsia="Times New Roman" w:hAnsi="Times New Roman" w:cs="Times New Roman" w:hint="default"/>
+      </w:rPr>
+    </w:lvl>
+    <w:lvl w:ilvl="1" w:tplc="04090003" w:tentative="1">
+      <w:start w:val="1"/>
+      <w:numFmt w:val="bullet"/>
+      <w:lvlText w:val="o"/>
+      <w:lvlJc w:val="left"/>
+      <w:pPr>
+        <w:ind w:left="1440" w:hanging="360"/>
+      </w:pPr>
+      <w:rPr>
+        <w:rFonts w:ascii="Courier New" w:hAnsi="Courier New" w:cs="Courier New" w:hint="default"/>
+      </w:rPr>
+    </w:lvl>
+    <w:lvl w:ilvl="2" w:tplc="04090005" w:tentative="1">
+      <w:start w:val="1"/>
+      <w:numFmt w:val="bullet"/>
+      <w:lvlText w:val=""/>
+      <w:lvlJc w:val="left"/>
+      <w:pPr>
+        <w:ind w:left="2160" w:hanging="360"/>
+      </w:pPr>
+      <w:rPr>
+        <w:rFonts w:ascii="Wingdings" w:hAnsi="Wingdings" w:hint="default"/>
+      </w:rPr>
+    </w:lvl>
+    <w:lvl w:ilvl="3" w:tplc="04090001" w:tentative="1">
+      <w:start w:val="1"/>
+      <w:numFmt w:val="bullet"/>
+      <w:lvlText w:val=""/>
+      <w:lvlJc w:val="left"/>
+      <w:pPr>
+        <w:ind w:left="2880" w:hanging="360"/>
+      </w:pPr>
+      <w:rPr>
+        <w:rFonts w:ascii="Symbol" w:hAnsi="Symbol" w:hint="default"/>
+      </w:rPr>
+    </w:lvl>
+    <w:lvl w:ilvl="4" w:tplc="04090003" w:tentative="1">
+      <w:start w:val="1"/>
+      <w:numFmt w:val="bullet"/>
+      <w:lvlText w:val="o"/>
+      <w:lvlJc w:val="left"/>
+      <w:pPr>
+        <w:ind w:left="3600" w:hanging="360"/>
+      </w:pPr>
+      <w:rPr>
+        <w:rFonts w:ascii="Courier New" w:hAnsi="Courier New" w:cs="Courier New" w:hint="default"/>
+      </w:rPr>
+    </w:lvl>
+    <w:lvl w:ilvl="5" w:tplc="04090005" w:tentative="1">
+      <w:start w:val="1"/>
+      <w:numFmt w:val="bullet"/>
+      <w:lvlText w:val=""/>
+      <w:lvlJc w:val="left"/>
+      <w:pPr>
+        <w:ind w:left="4320" w:hanging="360"/>
+      </w:pPr>
+      <w:rPr>
+        <w:rFonts w:ascii="Wingdings" w:hAnsi="Wingdings" w:hint="default"/>
+      </w:rPr>
+    </w:lvl>
+    <w:lvl w:ilvl="6" w:tplc="04090001" w:tentative="1">
+      <w:start w:val="1"/>
+      <w:numFmt w:val="bullet"/>
+      <w:lvlText w:val=""/>
+      <w:lvlJc w:val="left"/>
+      <w:pPr>
+        <w:ind w:left="5040" w:hanging="360"/>
+      </w:pPr>
+      <w:rPr>
+        <w:rFonts w:ascii="Symbol" w:hAnsi="Symbol" w:hint="default"/>
+      </w:rPr>
+    </w:lvl>
+    <w:lvl w:ilvl="7" w:tplc="04090003" w:tentative="1">
+      <w:start w:val="1"/>
+      <w:numFmt w:val="bullet"/>
+      <w:lvlText w:val="o"/>
+      <w:lvlJc w:val="left"/>
+      <w:pPr>
+        <w:ind w:left="5760" w:hanging="360"/>
+      </w:pPr>
+      <w:rPr>
+        <w:rFonts w:ascii="Courier New" w:hAnsi="Courier New" w:cs="Courier New" w:hint="default"/>
+      </w:rPr>
+    </w:lvl>
+    <w:lvl w:ilvl="8" w:tplc="04090005" w:tentative="1">
+      <w:start w:val="1"/>
+      <w:numFmt w:val="bullet"/>
+      <w:lvlText w:val=""/>
+      <w:lvlJc w:val="left"/>
+      <w:pPr>
+        <w:ind w:left="6480" w:hanging="360"/>
+      </w:pPr>
+      <w:rPr>
+        <w:rFonts w:ascii="Wingdings" w:hAnsi="Wingdings" w:hint="default"/>
+      </w:rPr>
+    </w:lvl>
+  </w:abstractNum>
+  <w:num w:numId="1" w16cid:durableId="513804233">
+    <w:abstractNumId w:val="0"/>
+  </w:num>
+</w:numbering>
 </file>
 
 <file path=word/styles.xml><?xml version="1.0" encoding="utf-8"?>
@@ -6869,6 +7048,17 @@
       <w:tblStyleColBandSize w:val="1"/>
     </w:tblPr>
   </w:style>
+  <w:style w:type="paragraph" w:styleId="ListParagraph">
+    <w:name w:val="List Paragraph"/>
+    <w:basedOn w:val="Normal"/>
+    <w:uiPriority w:val="34"/>
+    <w:qFormat/>
+    <w:rsid w:val="00E75400"/>
+    <w:pPr>
+      <w:ind w:left="720"/>
+      <w:contextualSpacing/>
+    </w:pPr>
+  </w:style>
 </w:styles>
 </file>
 

--- a/Agile-Scrum_HoangMaiPhuong_De01.docx
+++ b/Agile-Scrum_HoangMaiPhuong_De01.docx
@@ -6100,15 +6100,15 @@
                 <w:sz w:val="24"/>
                 <w:szCs w:val="24"/>
               </w:rPr>
-              <w:t xml:space="preserve">Ghi nhận đề nghị của </w:t>
-            </w:r>
-            <w:r>
-              <w:rPr>
-                <w:rFonts w:ascii="Times New Roman" w:eastAsia="Times New Roman" w:hAnsi="Times New Roman" w:cs="Times New Roman"/>
-                <w:sz w:val="24"/>
-                <w:szCs w:val="24"/>
-              </w:rPr>
-              <w:t>Stackholders</w:t>
+              <w:t>PO ghi nhận vào Product Backlog</w:t>
+            </w:r>
+            <w:r>
+              <w:rPr>
+                <w:rFonts w:ascii="Times New Roman" w:eastAsia="Times New Roman" w:hAnsi="Times New Roman" w:cs="Times New Roman"/>
+                <w:sz w:val="24"/>
+                <w:szCs w:val="24"/>
+              </w:rPr>
+              <w:t xml:space="preserve"> và sắp xếp thứ tự ưu tiên</w:t>
             </w:r>
           </w:p>
           <w:p>
@@ -6138,15 +6138,37 @@
                 <w:sz w:val="24"/>
                 <w:szCs w:val="24"/>
               </w:rPr>
-              <w:t xml:space="preserve">Bàn bạc với </w:t>
-            </w:r>
-            <w:r>
-              <w:rPr>
-                <w:rFonts w:ascii="Times New Roman" w:eastAsia="Times New Roman" w:hAnsi="Times New Roman" w:cs="Times New Roman"/>
-                <w:sz w:val="24"/>
-                <w:szCs w:val="24"/>
-              </w:rPr>
-              <w:t>Developer</w:t>
+              <w:t>Ghi nhận đề nghị của Stackholders</w:t>
+            </w:r>
+          </w:p>
+          <w:p>
+            <w:pPr>
+              <w:pStyle w:val="ListParagraph"/>
+              <w:numPr>
+                <w:ilvl w:val="0"/>
+                <w:numId w:val="1"/>
+              </w:numPr>
+              <w:pBdr>
+                <w:top w:val="nil"/>
+                <w:left w:val="nil"/>
+                <w:bottom w:val="nil"/>
+                <w:right w:val="nil"/>
+                <w:between w:val="nil"/>
+              </w:pBdr>
+              <w:spacing w:line="276" w:lineRule="auto"/>
+              <w:rPr>
+                <w:rFonts w:ascii="Times New Roman" w:eastAsia="Times New Roman" w:hAnsi="Times New Roman" w:cs="Times New Roman"/>
+                <w:sz w:val="24"/>
+                <w:szCs w:val="24"/>
+              </w:rPr>
+            </w:pPr>
+            <w:r>
+              <w:rPr>
+                <w:rFonts w:ascii="Times New Roman" w:eastAsia="Times New Roman" w:hAnsi="Times New Roman" w:cs="Times New Roman"/>
+                <w:sz w:val="24"/>
+                <w:szCs w:val="24"/>
+              </w:rPr>
+              <w:t>Bàn bạc với Developer</w:t>
             </w:r>
             <w:r>
               <w:rPr>

--- a/Agile-Scrum_HoangMaiPhuong_De01.docx
+++ b/Agile-Scrum_HoangMaiPhuong_De01.docx
@@ -4521,15 +4521,15 @@
                 <w:sz w:val="24"/>
                 <w:szCs w:val="24"/>
               </w:rPr>
-              <w:t xml:space="preserve">Giúp tài xế </w:t>
-            </w:r>
-            <w:r>
-              <w:rPr>
-                <w:rFonts w:ascii="Times New Roman" w:eastAsia="Times New Roman" w:hAnsi="Times New Roman" w:cs="Times New Roman"/>
-                <w:sz w:val="24"/>
-                <w:szCs w:val="24"/>
-              </w:rPr>
-              <w:t>có thể đăng nhập ứng dụng</w:t>
+              <w:t xml:space="preserve">Giúp </w:t>
+            </w:r>
+            <w:r>
+              <w:rPr>
+                <w:rFonts w:ascii="Times New Roman" w:eastAsia="Times New Roman" w:hAnsi="Times New Roman" w:cs="Times New Roman"/>
+                <w:sz w:val="24"/>
+                <w:szCs w:val="24"/>
+              </w:rPr>
+              <w:t>tài xế cải thiện hiệu xuất làm việc</w:t>
             </w:r>
           </w:p>
         </w:tc>
